--- a/07-drag-stokes/worksheet.docx
+++ b/07-drag-stokes/worksheet.docx
@@ -110,7 +110,7 @@
                 <w:b/>
                 <w:sz w:val="20"/>
               </w:rPr>
-              <w:t>biba0112.github.io/physics-sims/07-drag-stokes</w:t>
+              <w:t>physics.taneski.com/07-drag-stokes</w:t>
             </w:r>
             <w:r>
               <w:rPr>
